--- a/companies/hollowell-ip/Engagements/Keith-Duarte/2021.10.29 - Status Report - Keith-Duarte v2 FINAL.docx
+++ b/companies/hollowell-ip/Engagements/Keith-Duarte/2021.10.29 - Status Report - Keith-Duarte v2 FINAL.docx
@@ -3,8 +3,16 @@
 <w:document xmlns:wpc="http://schemas.microsoft.com/office/word/2010/wordprocessingCanvas" xmlns:mo="http://schemas.microsoft.com/office/mac/office/2008/main" xmlns:mc="http://schemas.openxmlformats.org/markup-compatibility/2006" xmlns:mv="urn:schemas-microsoft-com:mac:vml" xmlns:o="urn:schemas-microsoft-com:office:office" xmlns:r="http://schemas.openxmlformats.org/officeDocument/2006/relationships" xmlns:m="http://schemas.openxmlformats.org/officeDocument/2006/math" xmlns:v="urn:schemas-microsoft-com:vml" xmlns:wp14="http://schemas.microsoft.com/office/word/2010/wordprocessingDrawing" xmlns:wp="http://schemas.openxmlformats.org/drawingml/2006/wordprocessingDrawing" xmlns:w10="urn:schemas-microsoft-com:office:word" xmlns:w="http://schemas.openxmlformats.org/wordprocessingml/2006/main" xmlns:w14="http://schemas.microsoft.com/office/word/2010/wordml" xmlns:wpg="http://schemas.microsoft.com/office/word/2010/wordprocessingGroup" xmlns:wpi="http://schemas.microsoft.com/office/word/2010/wordprocessingInk" xmlns:wne="http://schemas.microsoft.com/office/word/2006/wordml" xmlns:wps="http://schemas.microsoft.com/office/word/2010/wordprocessingShape" mc:Ignorable="w14 wp14">
   <w:body>
     <w:p>
+      <w:pPr>
+        <w:pStyle w:val="Heading1"/>
+      </w:pPr>
       <w:r>
-        <w:t>Prepared by Heather Munoz, Partner. This report covers the current reporting period on the Keith-Duarte prosecution engagement. Privileged and confidential; prepared for the client and its counsel.</w:t>
+        <w:t>Status Report: Keith-Duarte Prosecution Support</w:t>
+      </w:r>
+    </w:p>
+    <w:p>
+      <w:r>
+        <w:t>Prepared by Heather Munoz, Partner, for Keith-Duarte. This report covers the current period and is written against the portfolio docket, matter by matter.</w:t>
       </w:r>
     </w:p>
     <w:p>
@@ -12,12 +20,17 @@
         <w:pStyle w:val="Heading2"/>
       </w:pPr>
       <w:r>
-        <w:t>Status Summary</w:t>
+        <w:t>Where the Engagement Stands</w:t>
       </w:r>
     </w:p>
     <w:p>
       <w:r>
-        <w:t>The engagement is on schedule and at roughly its midpoint. Intake, docketing, and reconciliation of the transferred portfolio are complete and behind us, and the substantive prosecution work is now the whole of the effort. No date has been missed and none is presently at risk. Measured against the engagement fee of $39,500, our time to date sits somewhat under half. That is where it should be at this point, and it is not a prediction that the second half will cost less than the first. Two items below could move it. Both are flagged here rather than absorbed quietly.</w:t>
+        <w:t>The engagement is on schedule and on budget. We are roughly halfway through the work, every family in the portfolio is docketed and current, and no deadline has been missed or is at risk in the near window.</w:t>
+      </w:r>
+    </w:p>
+    <w:p>
+      <w:r>
+        <w:t>Nothing on the matter needs a decision from you this period. One decision is coming next period, and it is described below so you can see it before it arrives. The rest is routine prosecution, which is where a portfolio should sit at this stage.</w:t>
       </w:r>
     </w:p>
     <w:p>
@@ -25,27 +38,17 @@
         <w:pStyle w:val="Heading2"/>
       </w:pPr>
       <w:r>
-        <w:t>Accomplishments This Period</w:t>
+        <w:t>Who Is on the Matter</w:t>
       </w:r>
     </w:p>
     <w:p>
       <w:r>
-        <w:t>The office action responses due in this cycle were prepared, reviewed, and filed. Joseph Walker drafted them and I reviewed them. Neither required an extension and neither used the full response period. That is deliberate. We do not treat an extension fee as a budget line. We treat it as evidence that something went wrong upstream of the deadline.</w:t>
+        <w:t>The same three people who started the engagement are still on it. Kelly Snyder prepares the responses and holds the docket, and Joseph Walker works the file histories and specifications behind them. I lead the matter and read everything before it reaches you.</w:t>
       </w:r>
     </w:p>
     <w:p>
       <w:r>
-        <w:t>Kelly Snyder completed the file history review of the two lead families and delivered her memorandum. I will state her finding as she stated it rather than smoothing it: the prosecution arguments made in the parent applications constrain the claim scope available in the pending continuations more than the transfer summary from prior counsel indicated. The memorandum sets out what she searched and what she did not. It is privileged. It should stay inside Keith-Duarte and its counsel, and it should not be forwarded to a customer, an investor, or a prospective acquirer without speaking to me first.</w:t>
-      </w:r>
-    </w:p>
-    <w:p>
-      <w:r>
-        <w:t>The restriction requirement in the pending device application was answered. We elected the apparatus group, on your written instruction and after the cost of the divisional was put in front of you as a figure. The method claims are preserved for a divisional and are docketed as such. Nothing about that election is irreversible on the current record.</w:t>
-      </w:r>
-    </w:p>
-    <w:p>
-      <w:r>
-        <w:t>Assignment recordation for the two matters that transferred with gaps has been confirmed against the Office's records. Powers of attorney and correspondence addresses are now correct across every matter in scope. This is unglamorous work and it is the reason nothing has surprised us so far.</w:t>
+        <w:t>This is deliberate. The people who met you at the start are the people doing the work, and that does not change partway through a matter at this firm. If you ever want to talk to any of them directly, tell me and I will set it up.</w:t>
       </w:r>
     </w:p>
     <w:p>
@@ -53,17 +56,99 @@
         <w:pStyle w:val="Heading2"/>
       </w:pPr>
       <w:r>
-        <w:t>Upcoming Work</w:t>
+        <w:t>What We Completed This Period</w:t>
       </w:r>
     </w:p>
     <w:p>
       <w:r>
-        <w:t>The remainder of the engagement is heavier in substance and lighter in administration than the part behind us. We expect responses in the remaining families, a continuation decision on the lead family that will need an answer from you rather than from us, and the divisional filing if you elect to make it. Kelly Snyder will extend the file history review to the families not yet covered. Joseph Walker continues to carry the docket and the correspondence, and the revised docket sheet, with the unextended and extended dates in separate columns, goes out with the next report as requested.</w:t>
+        <w:t>The work this period was steady prosecution, not firefighting. Each item below is filed or done and reflected on the docket. Kelly Snyder and Joseph Walker carried the bulk of it, and I read each response before it went out.</w:t>
+      </w:r>
+    </w:p>
+    <w:p>
+      <w:pPr>
+        <w:pStyle w:val="ListBullet"/>
+      </w:pPr>
+      <w:r>
+        <w:t>Kelly Snyder filed the office-action responses that were due and reconciled the full portfolio docket against the office record.</w:t>
+      </w:r>
+    </w:p>
+    <w:p>
+      <w:pPr>
+        <w:pStyle w:val="ListBullet"/>
+      </w:pPr>
+      <w:r>
+        <w:t>Joseph Walker read the file histories behind each response and confirmed the claim amendments are supported by the specifications.</w:t>
+      </w:r>
+    </w:p>
+    <w:p>
+      <w:pPr>
+        <w:pStyle w:val="ListBullet"/>
+      </w:pPr>
+      <w:r>
+        <w:t>We opened the one continuation the portfolio needed and docketed its new dates.</w:t>
+      </w:r>
+    </w:p>
+    <w:p>
+      <w:pPr>
+        <w:pStyle w:val="ListBullet"/>
+      </w:pPr>
+      <w:r>
+        <w:t>We corrected two dates on the calendar we inherited that did not match the office record. Neither was at risk, but both are now right.</w:t>
+      </w:r>
+    </w:p>
+    <w:p>
+      <w:pPr>
+        <w:pStyle w:val="ListBullet"/>
+      </w:pPr>
+      <w:r>
+        <w:t>Every family now has a confirmed date and an owner, so nothing sits unassigned.</w:t>
       </w:r>
     </w:p>
     <w:p>
       <w:r>
-        <w:t>We will also need a decision on the two matters where the claims as pending are, in our current view, narrower than the products they were drafted to cover. That is a business question about whether to spend prosecution effort on scope you may not obtain, and it is yours to answer. We will give you the analysis. We will not make the call, and we would be doing you no favor by pretending the answer is obvious.</w:t>
+        <w:t>The correction is worth a line. An inherited calendar is a starting point, not a source of truth, so we confirm every date against the file before we rely on it. Both mismatches were small and neither cost you anything. That is the point of doing the reconciliation early rather than discovering it late.</w:t>
+      </w:r>
+    </w:p>
+    <w:p>
+      <w:pPr>
+        <w:pStyle w:val="Heading2"/>
+      </w:pPr>
+      <w:r>
+        <w:t>What Comes Next</w:t>
+      </w:r>
+    </w:p>
+    <w:p>
+      <w:r>
+        <w:t>The next period is more of the same, with two responses coming due and one decision we will bring to you. The plan is below.</w:t>
+      </w:r>
+    </w:p>
+    <w:p>
+      <w:pPr>
+        <w:pStyle w:val="ListBullet"/>
+      </w:pPr>
+      <w:r>
+        <w:t>Kelly Snyder will draft and file the two responses now on the calendar.</w:t>
+      </w:r>
+    </w:p>
+    <w:p>
+      <w:pPr>
+        <w:pStyle w:val="ListBullet"/>
+      </w:pPr>
+      <w:r>
+        <w:t>Joseph Walker will read into the newest family before its first response is due.</w:t>
+      </w:r>
+    </w:p>
+    <w:p>
+      <w:pPr>
+        <w:pStyle w:val="ListBullet"/>
+      </w:pPr>
+      <w:r>
+        <w:t>We will bring you a single decision on whether an examiner interview is worth pursuing on one family, with the cost and the likely benefit laid out so you can choose.</w:t>
+      </w:r>
+    </w:p>
+    <w:p>
+      <w:r>
+        <w:t>The interview question is the only one that needs you next period. An interview can save a round of prosecution on the flagged family, but it costs time and does not always land. We will send you the case for and against, and a number, before we do anything.</w:t>
       </w:r>
     </w:p>
     <w:p>
@@ -75,32 +160,36 @@
       </w:r>
     </w:p>
     <w:p>
-      <w:pPr>
-        <w:pStyle w:val="ListBullet"/>
-      </w:pPr>
       <w:r>
-        <w:t>The date discrepancy with prior counsel remains unresolved. We have written twice and have had no substantive response. Our docket runs to our own dates, so the exposure is small, but the discrepancy sits on the record and we would prefer it closed rather than explained later.</w:t>
+        <w:t>There is no material risk to report this period. The portfolio runs against live dates, so the standing risk is always a missed deadline, and our answer to it is the docket discipline described above.</w:t>
+      </w:r>
+    </w:p>
+    <w:p>
+      <w:r>
+        <w:t>If any family draws a response deadline shorter than usual, we will tell you at once rather than wait for the next report. The same holds for anything an examiner raises that changes the shape of a family. You will not learn of a problem from a status report for the first time.</w:t>
       </w:r>
     </w:p>
     <w:p>
       <w:pPr>
-        <w:pStyle w:val="ListBullet"/>
+        <w:pStyle w:val="Heading2"/>
       </w:pPr>
       <w:r>
-        <w:t>The scope finding in the lead family may reduce what the portfolio is worth in a licensing conversation. That is a conclusion about claim scope, not about the technology, and it is not final; the continuation strategy exists precisely to test it. We raise it now because you should not learn it from a diligence request.</w:t>
-      </w:r>
-    </w:p>
-    <w:p>
-      <w:pPr>
-        <w:pStyle w:val="ListBullet"/>
-      </w:pPr>
-      <w:r>
-        <w:t>Budget. The divisional, if elected, and a second round of office actions in the remaining families sit outside the level of effort the fee assumed. We will tell you before we cross that line rather than after. Nothing in this report is a request to change the fee.</w:t>
+        <w:t>Budget</w:t>
       </w:r>
     </w:p>
     <w:p>
       <w:r>
-        <w:t>Our view of the engagement has not changed since kickoff. The portfolio is in better administrative order than it was, and the substantive questions are now visible rather than buried in a wrapper. Neither of those is a claim about outcome, and neither should be read as one. If you want any part of this report expanded, or want the underlying memoranda rather than my summary of them, ask me and they will come with the qualifications attached.</w:t>
+        <w:t>The engagement fee is $39,500, and the work is tracking within it. At the halfway point we have used a little under half of that amount, which is where a steady prosecution matter should sit at this stage.</w:t>
+      </w:r>
+    </w:p>
+    <w:p>
+      <w:r>
+        <w:t>If anything above would take the work beyond the fee, we will tell you and quote it before we begin rather than bill you past the number you agreed to. The examiner interview is the one item that could do that, and we will price it for you as a separate line rather than fold it in.</w:t>
+      </w:r>
+    </w:p>
+    <w:p>
+      <w:r>
+        <w:t>We will send the next report at the usual interval, and the one item that may need you before then is the interview decision, which we will put in front of you as soon as it is ripe. Call me if anything here needs more than a report can give.</w:t>
       </w:r>
     </w:p>
     <w:sectPr>
